--- a/unit5/lab5/Lab 05 Bootstrap Template.docx
+++ b/unit5/lab5/Lab 05 Bootstrap Template.docx
@@ -56,7 +56,59 @@
         <w:rPr>
           <w:color w:val="D9D9D9" w:themeColor="background1" w:themeShade="D9"/>
         </w:rPr>
-        <w:t>Paste url to corrected page here</w:t>
+        <w:t xml:space="preserve">Paste </w:t>
+      </w:r>
+      <w:proofErr w:type="spellStart"/>
+      <w:r>
+        <w:rPr>
+          <w:color w:val="D9D9D9" w:themeColor="background1" w:themeShade="D9"/>
+        </w:rPr>
+        <w:t>url</w:t>
+      </w:r>
+      <w:proofErr w:type="spellEnd"/>
+      <w:r>
+        <w:rPr>
+          <w:color w:val="D9D9D9" w:themeColor="background1" w:themeShade="D9"/>
+        </w:rPr>
+        <w:t xml:space="preserve"> to corrected page here</w:t>
+      </w:r>
+    </w:p>
+    <w:p>
+      <w:hyperlink r:id="rId8" w:history="1">
+        <w:r>
+          <w:rPr>
+            <w:rStyle w:val="Hyperlink"/>
+          </w:rPr>
+          <w:t>https://schneider-joachim.github.io/ist363/unit3/lab3/index.html</w:t>
+        </w:r>
+      </w:hyperlink>
+      <w:r>
+        <w:br/>
+      </w:r>
+      <w:hyperlink r:id="rId9" w:history="1">
+        <w:r>
+          <w:rPr>
+            <w:rStyle w:val="Hyperlink"/>
+          </w:rPr>
+          <w:t>https://schneider-joachim.github.io/ist363/unit4/lab4/index.html</w:t>
+        </w:r>
+      </w:hyperlink>
+      <w:r>
+        <w:t xml:space="preserve"> </w:t>
+      </w:r>
+    </w:p>
+    <w:p/>
+    <w:p>
+      <w:r>
+        <w:t xml:space="preserve">Yes- you’re right, I forgot to edit the corrected pages for lab 3. Unsure if </w:t>
+      </w:r>
+      <w:proofErr w:type="spellStart"/>
+      <w:r>
+        <w:t>its</w:t>
+      </w:r>
+      <w:proofErr w:type="spellEnd"/>
+      <w:r>
+        <w:t xml:space="preserve"> too late but it should be reflected after this.</w:t>
       </w:r>
     </w:p>
     <w:p>
@@ -97,6 +149,69 @@
       </w:pPr>
     </w:p>
     <w:p>
+      <w:proofErr w:type="gramStart"/>
+      <w:r>
+        <w:rPr>
+          <w:b/>
+          <w:bCs/>
+        </w:rPr>
+        <w:t>.navbar</w:t>
+      </w:r>
+      <w:proofErr w:type="gramEnd"/>
+      <w:r>
+        <w:rPr>
+          <w:b/>
+          <w:bCs/>
+        </w:rPr>
+        <w:t>-toggler</w:t>
+      </w:r>
+      <w:r>
+        <w:t xml:space="preserve"> creates the button (hamburger icon) that appears on smaller screens. It allows users to toggle (show or hide) the navigation menu.</w:t>
+      </w:r>
+    </w:p>
+    <w:p>
+      <w:proofErr w:type="gramStart"/>
+      <w:r>
+        <w:rPr>
+          <w:b/>
+          <w:bCs/>
+        </w:rPr>
+        <w:t>.collapse</w:t>
+      </w:r>
+      <w:proofErr w:type="gramEnd"/>
+      <w:r>
+        <w:t xml:space="preserve"> is used to hide and show the navigation items. It works </w:t>
+      </w:r>
+      <w:proofErr w:type="gramStart"/>
+      <w:r>
+        <w:t>with .navbar</w:t>
+      </w:r>
+      <w:proofErr w:type="gramEnd"/>
+      <w:r>
+        <w:t>-toggler so the menu collapses on smaller screens and expands when the toggle button is clicked.</w:t>
+      </w:r>
+    </w:p>
+    <w:p>
+      <w:r>
+        <w:rPr>
+          <w:b/>
+          <w:bCs/>
+        </w:rPr>
+        <w:t>Navigation items</w:t>
+      </w:r>
+      <w:r>
+        <w:t xml:space="preserve"> can be aligned to the right by using the Bootstrap utility class </w:t>
+      </w:r>
+      <w:proofErr w:type="spellStart"/>
+      <w:r>
+        <w:t>ms</w:t>
+      </w:r>
+      <w:proofErr w:type="spellEnd"/>
+      <w:r>
+        <w:t>-auto on the navigation container, such as the &lt;ul&gt; element. This class automatically applies margin to push the navigation items to the right side of the navbar.</w:t>
+      </w:r>
+    </w:p>
+    <w:p>
       <w:pPr>
         <w:pStyle w:val="ListParagraph"/>
         <w:numPr>
@@ -106,15 +221,255 @@
       </w:pPr>
     </w:p>
     <w:p>
-      <w:pPr>
-        <w:pStyle w:val="ListParagraph"/>
-        <w:numPr>
-          <w:ilvl w:val="1"/>
-          <w:numId w:val="33"/>
-        </w:numPr>
-      </w:pPr>
+      <w:r>
+        <w:t xml:space="preserve">Bootstrap </w:t>
+      </w:r>
+      <w:r>
+        <w:t>has</w:t>
+      </w:r>
+      <w:r>
+        <w:t xml:space="preserve"> these button sizes:</w:t>
+      </w:r>
+    </w:p>
+    <w:p>
+      <w:r>
+        <w:t>Small button:</w:t>
+      </w:r>
+    </w:p>
+    <w:p>
+      <w:proofErr w:type="spellStart"/>
+      <w:r>
+        <w:t>btn</w:t>
+      </w:r>
+      <w:proofErr w:type="spellEnd"/>
+      <w:r>
+        <w:t xml:space="preserve"> </w:t>
+      </w:r>
+      <w:proofErr w:type="spellStart"/>
+      <w:r>
+        <w:t>btn-sm</w:t>
+      </w:r>
+      <w:proofErr w:type="spellEnd"/>
+    </w:p>
+    <w:p>
+      <w:r>
+        <w:t>Default button:</w:t>
+      </w:r>
       <w:r>
         <w:br/>
+      </w:r>
+      <w:proofErr w:type="spellStart"/>
+      <w:r>
+        <w:t>btn</w:t>
+      </w:r>
+      <w:proofErr w:type="spellEnd"/>
+    </w:p>
+    <w:p>
+      <w:r>
+        <w:lastRenderedPageBreak/>
+        <w:t>Large button:</w:t>
+      </w:r>
+      <w:r>
+        <w:br/>
+      </w:r>
+      <w:r>
+        <w:br/>
+      </w:r>
+      <w:proofErr w:type="spellStart"/>
+      <w:r>
+        <w:t>btn</w:t>
+      </w:r>
+      <w:proofErr w:type="spellEnd"/>
+      <w:r>
+        <w:t xml:space="preserve"> </w:t>
+      </w:r>
+      <w:proofErr w:type="spellStart"/>
+      <w:r>
+        <w:t>btn</w:t>
+      </w:r>
+      <w:proofErr w:type="spellEnd"/>
+      <w:r>
+        <w:t>-lg</w:t>
+      </w:r>
+    </w:p>
+    <w:p>
+      <w:r>
+        <w:t>Example</w:t>
+      </w:r>
+      <w:r>
+        <w:t xml:space="preserve"> of how they’re used</w:t>
+      </w:r>
+      <w:r>
+        <w:t>:</w:t>
+      </w:r>
+    </w:p>
+    <w:p>
+      <w:r>
+        <w:t>&lt;button class="</w:t>
+      </w:r>
+      <w:proofErr w:type="spellStart"/>
+      <w:r>
+        <w:t>btn</w:t>
+      </w:r>
+      <w:proofErr w:type="spellEnd"/>
+      <w:r>
+        <w:t xml:space="preserve"> </w:t>
+      </w:r>
+      <w:proofErr w:type="spellStart"/>
+      <w:r>
+        <w:t>btn</w:t>
+      </w:r>
+      <w:proofErr w:type="spellEnd"/>
+      <w:r>
+        <w:t xml:space="preserve">-primary </w:t>
+      </w:r>
+      <w:proofErr w:type="spellStart"/>
+      <w:r>
+        <w:t>btn-sm</w:t>
+      </w:r>
+      <w:proofErr w:type="spellEnd"/>
+      <w:r>
+        <w:t>"&gt;Small&lt;/button&gt;</w:t>
+      </w:r>
+    </w:p>
+    <w:p>
+      <w:r>
+        <w:t>&lt;button class="</w:t>
+      </w:r>
+      <w:proofErr w:type="spellStart"/>
+      <w:r>
+        <w:t>btn</w:t>
+      </w:r>
+      <w:proofErr w:type="spellEnd"/>
+      <w:r>
+        <w:t xml:space="preserve"> </w:t>
+      </w:r>
+      <w:proofErr w:type="spellStart"/>
+      <w:r>
+        <w:t>btn</w:t>
+      </w:r>
+      <w:proofErr w:type="spellEnd"/>
+      <w:r>
+        <w:t>-primary"&gt;Default&lt;/button&gt;</w:t>
+      </w:r>
+    </w:p>
+    <w:p>
+      <w:pPr>
+        <w:spacing w:before="0" w:after="0" w:line="240" w:lineRule="auto"/>
+        <w:rPr>
+          <w:rFonts w:ascii="Times New Roman" w:eastAsia="Times New Roman" w:hAnsi="Times New Roman" w:cs="Times New Roman"/>
+          <w:szCs w:val="24"/>
+        </w:rPr>
+      </w:pPr>
+      <w:r>
+        <w:rPr>
+          <w:rFonts w:ascii="Arial" w:eastAsia="Times New Roman" w:hAnsi="Arial" w:cs="Arial"/>
+          <w:color w:val="000000"/>
+          <w:sz w:val="22"/>
+          <w:szCs w:val="22"/>
+        </w:rPr>
+        <w:t>&lt;button class="</w:t>
+      </w:r>
+      <w:proofErr w:type="spellStart"/>
+      <w:r>
+        <w:rPr>
+          <w:rFonts w:ascii="Arial" w:eastAsia="Times New Roman" w:hAnsi="Arial" w:cs="Arial"/>
+          <w:color w:val="000000"/>
+          <w:sz w:val="22"/>
+          <w:szCs w:val="22"/>
+        </w:rPr>
+        <w:t>btn</w:t>
+      </w:r>
+      <w:proofErr w:type="spellEnd"/>
+      <w:r>
+        <w:rPr>
+          <w:rFonts w:ascii="Arial" w:eastAsia="Times New Roman" w:hAnsi="Arial" w:cs="Arial"/>
+          <w:color w:val="000000"/>
+          <w:sz w:val="22"/>
+          <w:szCs w:val="22"/>
+        </w:rPr>
+        <w:t xml:space="preserve"> </w:t>
+      </w:r>
+      <w:proofErr w:type="spellStart"/>
+      <w:r>
+        <w:rPr>
+          <w:rFonts w:ascii="Arial" w:eastAsia="Times New Roman" w:hAnsi="Arial" w:cs="Arial"/>
+          <w:color w:val="000000"/>
+          <w:sz w:val="22"/>
+          <w:szCs w:val="22"/>
+        </w:rPr>
+        <w:t>btn</w:t>
+      </w:r>
+      <w:proofErr w:type="spellEnd"/>
+      <w:r>
+        <w:rPr>
+          <w:rFonts w:ascii="Arial" w:eastAsia="Times New Roman" w:hAnsi="Arial" w:cs="Arial"/>
+          <w:color w:val="000000"/>
+          <w:sz w:val="22"/>
+          <w:szCs w:val="22"/>
+        </w:rPr>
+        <w:t xml:space="preserve">-primary </w:t>
+      </w:r>
+      <w:proofErr w:type="spellStart"/>
+      <w:r>
+        <w:rPr>
+          <w:rFonts w:ascii="Arial" w:eastAsia="Times New Roman" w:hAnsi="Arial" w:cs="Arial"/>
+          <w:color w:val="000000"/>
+          <w:sz w:val="22"/>
+          <w:szCs w:val="22"/>
+        </w:rPr>
+        <w:t>btn</w:t>
+      </w:r>
+      <w:proofErr w:type="spellEnd"/>
+      <w:r>
+        <w:rPr>
+          <w:rFonts w:ascii="Arial" w:eastAsia="Times New Roman" w:hAnsi="Arial" w:cs="Arial"/>
+          <w:color w:val="000000"/>
+          <w:sz w:val="22"/>
+          <w:szCs w:val="22"/>
+        </w:rPr>
+        <w:t>-lg"&gt;Large&lt;/button&gt;</w:t>
+      </w:r>
+    </w:p>
+    <w:p>
+      <w:pPr>
+        <w:spacing w:before="0" w:after="0" w:line="240" w:lineRule="auto"/>
+        <w:rPr>
+          <w:rFonts w:ascii="Times New Roman" w:eastAsia="Times New Roman" w:hAnsi="Times New Roman" w:cs="Times New Roman"/>
+          <w:szCs w:val="24"/>
+        </w:rPr>
+      </w:pPr>
+    </w:p>
+    <w:p>
+      <w:r>
+        <w:t>c.</w:t>
+      </w:r>
+    </w:p>
+    <w:p>
+      <w:r>
+        <w:rPr>
+          <w:b/>
+          <w:bCs/>
+        </w:rPr>
+        <w:t>Gutters</w:t>
+      </w:r>
+      <w:r>
+        <w:t xml:space="preserve"> in Bootstrap are the spaces between columns in the grid system. Their default behavior is to automatically provide consistent spacing between columns both horizontally and vertically. This spacing helps improve layout readability and visual organization without requiring additional CSS.</w:t>
+      </w:r>
+    </w:p>
+    <w:p>
+      <w:r>
+        <w:t xml:space="preserve">A </w:t>
+      </w:r>
+      <w:r>
+        <w:rPr>
+          <w:b/>
+          <w:bCs/>
+        </w:rPr>
+        <w:t>block button</w:t>
+      </w:r>
+      <w:r>
+        <w:t xml:space="preserve"> is a button that takes up the full width of its parent container. This type of button is useful in situations such as forms, mobile layouts, or call to action sections where a larger, more noticeable button improves usability and accessibility.</w:t>
       </w:r>
     </w:p>
     <w:p>
@@ -137,11 +492,44 @@
         <w:rPr>
           <w:color w:val="D9D9D9" w:themeColor="background1" w:themeShade="D9"/>
         </w:rPr>
-        <w:t>Paste url  here</w:t>
+        <w:t xml:space="preserve">Paste </w:t>
+      </w:r>
+      <w:proofErr w:type="spellStart"/>
+      <w:proofErr w:type="gramStart"/>
+      <w:r>
+        <w:rPr>
+          <w:color w:val="D9D9D9" w:themeColor="background1" w:themeShade="D9"/>
+        </w:rPr>
+        <w:t>url</w:t>
+      </w:r>
+      <w:proofErr w:type="spellEnd"/>
+      <w:r>
+        <w:rPr>
+          <w:color w:val="D9D9D9" w:themeColor="background1" w:themeShade="D9"/>
+        </w:rPr>
+        <w:t xml:space="preserve">  here</w:t>
+      </w:r>
+      <w:proofErr w:type="gramEnd"/>
+    </w:p>
+    <w:p>
+      <w:r>
+        <w:t>https://schneider-joachim.github.io/ist363/unit</w:t>
+      </w:r>
+      <w:r>
+        <w:t>5</w:t>
+      </w:r>
+      <w:r>
+        <w:t>/lab</w:t>
+      </w:r>
+      <w:r>
+        <w:t>5</w:t>
+      </w:r>
+      <w:r>
+        <w:t>/index.html</w:t>
       </w:r>
     </w:p>
     <w:sectPr>
-      <w:footerReference w:type="default" r:id="rId8"/>
+      <w:footerReference w:type="default" r:id="rId10"/>
       <w:pgSz w:w="12240" w:h="15840"/>
       <w:pgMar w:top="1440" w:right="1440" w:bottom="1440" w:left="1440" w:header="720" w:footer="720" w:gutter="0"/>
       <w:cols w:space="720"/>
@@ -602,6 +990,155 @@
     </w:lvl>
   </w:abstractNum>
   <w:abstractNum w:abstractNumId="4" w15:restartNumberingAfterBreak="0">
+    <w:nsid w:val="0AEE7B41"/>
+    <w:multiLevelType w:val="multilevel"/>
+    <w:tmpl w:val="67BE7F46"/>
+    <w:lvl w:ilvl="0">
+      <w:start w:val="1"/>
+      <w:numFmt w:val="bullet"/>
+      <w:lvlText w:val=""/>
+      <w:lvlJc w:val="left"/>
+      <w:pPr>
+        <w:tabs>
+          <w:tab w:val="num" w:pos="720"/>
+        </w:tabs>
+        <w:ind w:left="720" w:hanging="360"/>
+      </w:pPr>
+      <w:rPr>
+        <w:rFonts w:ascii="Symbol" w:hAnsi="Symbol" w:hint="default"/>
+        <w:sz w:val="20"/>
+      </w:rPr>
+    </w:lvl>
+    <w:lvl w:ilvl="1" w:tentative="1">
+      <w:start w:val="1"/>
+      <w:numFmt w:val="bullet"/>
+      <w:lvlText w:val="o"/>
+      <w:lvlJc w:val="left"/>
+      <w:pPr>
+        <w:tabs>
+          <w:tab w:val="num" w:pos="1440"/>
+        </w:tabs>
+        <w:ind w:left="1440" w:hanging="360"/>
+      </w:pPr>
+      <w:rPr>
+        <w:rFonts w:ascii="Courier New" w:hAnsi="Courier New" w:hint="default"/>
+        <w:sz w:val="20"/>
+      </w:rPr>
+    </w:lvl>
+    <w:lvl w:ilvl="2" w:tentative="1">
+      <w:start w:val="1"/>
+      <w:numFmt w:val="bullet"/>
+      <w:lvlText w:val=""/>
+      <w:lvlJc w:val="left"/>
+      <w:pPr>
+        <w:tabs>
+          <w:tab w:val="num" w:pos="2160"/>
+        </w:tabs>
+        <w:ind w:left="2160" w:hanging="360"/>
+      </w:pPr>
+      <w:rPr>
+        <w:rFonts w:ascii="Wingdings" w:hAnsi="Wingdings" w:hint="default"/>
+        <w:sz w:val="20"/>
+      </w:rPr>
+    </w:lvl>
+    <w:lvl w:ilvl="3" w:tentative="1">
+      <w:start w:val="1"/>
+      <w:numFmt w:val="bullet"/>
+      <w:lvlText w:val=""/>
+      <w:lvlJc w:val="left"/>
+      <w:pPr>
+        <w:tabs>
+          <w:tab w:val="num" w:pos="2880"/>
+        </w:tabs>
+        <w:ind w:left="2880" w:hanging="360"/>
+      </w:pPr>
+      <w:rPr>
+        <w:rFonts w:ascii="Wingdings" w:hAnsi="Wingdings" w:hint="default"/>
+        <w:sz w:val="20"/>
+      </w:rPr>
+    </w:lvl>
+    <w:lvl w:ilvl="4" w:tentative="1">
+      <w:start w:val="1"/>
+      <w:numFmt w:val="bullet"/>
+      <w:lvlText w:val=""/>
+      <w:lvlJc w:val="left"/>
+      <w:pPr>
+        <w:tabs>
+          <w:tab w:val="num" w:pos="3600"/>
+        </w:tabs>
+        <w:ind w:left="3600" w:hanging="360"/>
+      </w:pPr>
+      <w:rPr>
+        <w:rFonts w:ascii="Wingdings" w:hAnsi="Wingdings" w:hint="default"/>
+        <w:sz w:val="20"/>
+      </w:rPr>
+    </w:lvl>
+    <w:lvl w:ilvl="5" w:tentative="1">
+      <w:start w:val="1"/>
+      <w:numFmt w:val="bullet"/>
+      <w:lvlText w:val=""/>
+      <w:lvlJc w:val="left"/>
+      <w:pPr>
+        <w:tabs>
+          <w:tab w:val="num" w:pos="4320"/>
+        </w:tabs>
+        <w:ind w:left="4320" w:hanging="360"/>
+      </w:pPr>
+      <w:rPr>
+        <w:rFonts w:ascii="Wingdings" w:hAnsi="Wingdings" w:hint="default"/>
+        <w:sz w:val="20"/>
+      </w:rPr>
+    </w:lvl>
+    <w:lvl w:ilvl="6" w:tentative="1">
+      <w:start w:val="1"/>
+      <w:numFmt w:val="bullet"/>
+      <w:lvlText w:val=""/>
+      <w:lvlJc w:val="left"/>
+      <w:pPr>
+        <w:tabs>
+          <w:tab w:val="num" w:pos="5040"/>
+        </w:tabs>
+        <w:ind w:left="5040" w:hanging="360"/>
+      </w:pPr>
+      <w:rPr>
+        <w:rFonts w:ascii="Wingdings" w:hAnsi="Wingdings" w:hint="default"/>
+        <w:sz w:val="20"/>
+      </w:rPr>
+    </w:lvl>
+    <w:lvl w:ilvl="7" w:tentative="1">
+      <w:start w:val="1"/>
+      <w:numFmt w:val="bullet"/>
+      <w:lvlText w:val=""/>
+      <w:lvlJc w:val="left"/>
+      <w:pPr>
+        <w:tabs>
+          <w:tab w:val="num" w:pos="5760"/>
+        </w:tabs>
+        <w:ind w:left="5760" w:hanging="360"/>
+      </w:pPr>
+      <w:rPr>
+        <w:rFonts w:ascii="Wingdings" w:hAnsi="Wingdings" w:hint="default"/>
+        <w:sz w:val="20"/>
+      </w:rPr>
+    </w:lvl>
+    <w:lvl w:ilvl="8" w:tentative="1">
+      <w:start w:val="1"/>
+      <w:numFmt w:val="bullet"/>
+      <w:lvlText w:val=""/>
+      <w:lvlJc w:val="left"/>
+      <w:pPr>
+        <w:tabs>
+          <w:tab w:val="num" w:pos="6480"/>
+        </w:tabs>
+        <w:ind w:left="6480" w:hanging="360"/>
+      </w:pPr>
+      <w:rPr>
+        <w:rFonts w:ascii="Wingdings" w:hAnsi="Wingdings" w:hint="default"/>
+        <w:sz w:val="20"/>
+      </w:rPr>
+    </w:lvl>
+  </w:abstractNum>
+  <w:abstractNum w:abstractNumId="5" w15:restartNumberingAfterBreak="0">
     <w:nsid w:val="0B487E5D"/>
     <w:multiLevelType w:val="hybridMultilevel"/>
     <w:tmpl w:val="BE242110"/>
@@ -690,7 +1227,7 @@
       </w:pPr>
     </w:lvl>
   </w:abstractNum>
-  <w:abstractNum w:abstractNumId="5" w15:restartNumberingAfterBreak="0">
+  <w:abstractNum w:abstractNumId="6" w15:restartNumberingAfterBreak="0">
     <w:nsid w:val="0D7B65A4"/>
     <w:multiLevelType w:val="hybridMultilevel"/>
     <w:tmpl w:val="596E2F3C"/>
@@ -779,7 +1316,7 @@
       </w:pPr>
     </w:lvl>
   </w:abstractNum>
-  <w:abstractNum w:abstractNumId="6" w15:restartNumberingAfterBreak="0">
+  <w:abstractNum w:abstractNumId="7" w15:restartNumberingAfterBreak="0">
     <w:nsid w:val="0F265ECE"/>
     <w:multiLevelType w:val="hybridMultilevel"/>
     <w:tmpl w:val="8D78BB8E"/>
@@ -892,7 +1429,7 @@
       </w:rPr>
     </w:lvl>
   </w:abstractNum>
-  <w:abstractNum w:abstractNumId="7" w15:restartNumberingAfterBreak="0">
+  <w:abstractNum w:abstractNumId="8" w15:restartNumberingAfterBreak="0">
     <w:nsid w:val="133228BC"/>
     <w:multiLevelType w:val="hybridMultilevel"/>
     <w:tmpl w:val="CCFA1B2E"/>
@@ -1005,7 +1542,7 @@
       </w:rPr>
     </w:lvl>
   </w:abstractNum>
-  <w:abstractNum w:abstractNumId="8" w15:restartNumberingAfterBreak="0">
+  <w:abstractNum w:abstractNumId="9" w15:restartNumberingAfterBreak="0">
     <w:nsid w:val="18B76AAD"/>
     <w:multiLevelType w:val="hybridMultilevel"/>
     <w:tmpl w:val="9420244C"/>
@@ -1091,7 +1628,7 @@
       </w:pPr>
     </w:lvl>
   </w:abstractNum>
-  <w:abstractNum w:abstractNumId="9" w15:restartNumberingAfterBreak="0">
+  <w:abstractNum w:abstractNumId="10" w15:restartNumberingAfterBreak="0">
     <w:nsid w:val="190102C1"/>
     <w:multiLevelType w:val="hybridMultilevel"/>
     <w:tmpl w:val="A6188904"/>
@@ -1177,7 +1714,7 @@
       </w:pPr>
     </w:lvl>
   </w:abstractNum>
-  <w:abstractNum w:abstractNumId="10" w15:restartNumberingAfterBreak="0">
+  <w:abstractNum w:abstractNumId="11" w15:restartNumberingAfterBreak="0">
     <w:nsid w:val="1A241B6C"/>
     <w:multiLevelType w:val="hybridMultilevel"/>
     <w:tmpl w:val="6B6EF7A4"/>
@@ -1290,7 +1827,156 @@
       </w:rPr>
     </w:lvl>
   </w:abstractNum>
-  <w:abstractNum w:abstractNumId="11" w15:restartNumberingAfterBreak="0">
+  <w:abstractNum w:abstractNumId="12" w15:restartNumberingAfterBreak="0">
+    <w:nsid w:val="24883D4D"/>
+    <w:multiLevelType w:val="multilevel"/>
+    <w:tmpl w:val="D940EA0E"/>
+    <w:lvl w:ilvl="0">
+      <w:start w:val="1"/>
+      <w:numFmt w:val="bullet"/>
+      <w:lvlText w:val=""/>
+      <w:lvlJc w:val="left"/>
+      <w:pPr>
+        <w:tabs>
+          <w:tab w:val="num" w:pos="720"/>
+        </w:tabs>
+        <w:ind w:left="720" w:hanging="360"/>
+      </w:pPr>
+      <w:rPr>
+        <w:rFonts w:ascii="Symbol" w:hAnsi="Symbol" w:hint="default"/>
+        <w:sz w:val="20"/>
+      </w:rPr>
+    </w:lvl>
+    <w:lvl w:ilvl="1" w:tentative="1">
+      <w:start w:val="1"/>
+      <w:numFmt w:val="bullet"/>
+      <w:lvlText w:val="o"/>
+      <w:lvlJc w:val="left"/>
+      <w:pPr>
+        <w:tabs>
+          <w:tab w:val="num" w:pos="1440"/>
+        </w:tabs>
+        <w:ind w:left="1440" w:hanging="360"/>
+      </w:pPr>
+      <w:rPr>
+        <w:rFonts w:ascii="Courier New" w:hAnsi="Courier New" w:hint="default"/>
+        <w:sz w:val="20"/>
+      </w:rPr>
+    </w:lvl>
+    <w:lvl w:ilvl="2" w:tentative="1">
+      <w:start w:val="1"/>
+      <w:numFmt w:val="bullet"/>
+      <w:lvlText w:val=""/>
+      <w:lvlJc w:val="left"/>
+      <w:pPr>
+        <w:tabs>
+          <w:tab w:val="num" w:pos="2160"/>
+        </w:tabs>
+        <w:ind w:left="2160" w:hanging="360"/>
+      </w:pPr>
+      <w:rPr>
+        <w:rFonts w:ascii="Wingdings" w:hAnsi="Wingdings" w:hint="default"/>
+        <w:sz w:val="20"/>
+      </w:rPr>
+    </w:lvl>
+    <w:lvl w:ilvl="3" w:tentative="1">
+      <w:start w:val="1"/>
+      <w:numFmt w:val="bullet"/>
+      <w:lvlText w:val=""/>
+      <w:lvlJc w:val="left"/>
+      <w:pPr>
+        <w:tabs>
+          <w:tab w:val="num" w:pos="2880"/>
+        </w:tabs>
+        <w:ind w:left="2880" w:hanging="360"/>
+      </w:pPr>
+      <w:rPr>
+        <w:rFonts w:ascii="Wingdings" w:hAnsi="Wingdings" w:hint="default"/>
+        <w:sz w:val="20"/>
+      </w:rPr>
+    </w:lvl>
+    <w:lvl w:ilvl="4" w:tentative="1">
+      <w:start w:val="1"/>
+      <w:numFmt w:val="bullet"/>
+      <w:lvlText w:val=""/>
+      <w:lvlJc w:val="left"/>
+      <w:pPr>
+        <w:tabs>
+          <w:tab w:val="num" w:pos="3600"/>
+        </w:tabs>
+        <w:ind w:left="3600" w:hanging="360"/>
+      </w:pPr>
+      <w:rPr>
+        <w:rFonts w:ascii="Wingdings" w:hAnsi="Wingdings" w:hint="default"/>
+        <w:sz w:val="20"/>
+      </w:rPr>
+    </w:lvl>
+    <w:lvl w:ilvl="5" w:tentative="1">
+      <w:start w:val="1"/>
+      <w:numFmt w:val="bullet"/>
+      <w:lvlText w:val=""/>
+      <w:lvlJc w:val="left"/>
+      <w:pPr>
+        <w:tabs>
+          <w:tab w:val="num" w:pos="4320"/>
+        </w:tabs>
+        <w:ind w:left="4320" w:hanging="360"/>
+      </w:pPr>
+      <w:rPr>
+        <w:rFonts w:ascii="Wingdings" w:hAnsi="Wingdings" w:hint="default"/>
+        <w:sz w:val="20"/>
+      </w:rPr>
+    </w:lvl>
+    <w:lvl w:ilvl="6" w:tentative="1">
+      <w:start w:val="1"/>
+      <w:numFmt w:val="bullet"/>
+      <w:lvlText w:val=""/>
+      <w:lvlJc w:val="left"/>
+      <w:pPr>
+        <w:tabs>
+          <w:tab w:val="num" w:pos="5040"/>
+        </w:tabs>
+        <w:ind w:left="5040" w:hanging="360"/>
+      </w:pPr>
+      <w:rPr>
+        <w:rFonts w:ascii="Wingdings" w:hAnsi="Wingdings" w:hint="default"/>
+        <w:sz w:val="20"/>
+      </w:rPr>
+    </w:lvl>
+    <w:lvl w:ilvl="7" w:tentative="1">
+      <w:start w:val="1"/>
+      <w:numFmt w:val="bullet"/>
+      <w:lvlText w:val=""/>
+      <w:lvlJc w:val="left"/>
+      <w:pPr>
+        <w:tabs>
+          <w:tab w:val="num" w:pos="5760"/>
+        </w:tabs>
+        <w:ind w:left="5760" w:hanging="360"/>
+      </w:pPr>
+      <w:rPr>
+        <w:rFonts w:ascii="Wingdings" w:hAnsi="Wingdings" w:hint="default"/>
+        <w:sz w:val="20"/>
+      </w:rPr>
+    </w:lvl>
+    <w:lvl w:ilvl="8" w:tentative="1">
+      <w:start w:val="1"/>
+      <w:numFmt w:val="bullet"/>
+      <w:lvlText w:val=""/>
+      <w:lvlJc w:val="left"/>
+      <w:pPr>
+        <w:tabs>
+          <w:tab w:val="num" w:pos="6480"/>
+        </w:tabs>
+        <w:ind w:left="6480" w:hanging="360"/>
+      </w:pPr>
+      <w:rPr>
+        <w:rFonts w:ascii="Wingdings" w:hAnsi="Wingdings" w:hint="default"/>
+        <w:sz w:val="20"/>
+      </w:rPr>
+    </w:lvl>
+  </w:abstractNum>
+  <w:abstractNum w:abstractNumId="13" w15:restartNumberingAfterBreak="0">
     <w:nsid w:val="2A21609B"/>
     <w:multiLevelType w:val="hybridMultilevel"/>
     <w:tmpl w:val="9B521FC0"/>
@@ -1379,7 +2065,7 @@
       </w:pPr>
     </w:lvl>
   </w:abstractNum>
-  <w:abstractNum w:abstractNumId="12" w15:restartNumberingAfterBreak="0">
+  <w:abstractNum w:abstractNumId="14" w15:restartNumberingAfterBreak="0">
     <w:nsid w:val="2CF61AAF"/>
     <w:multiLevelType w:val="hybridMultilevel"/>
     <w:tmpl w:val="6AACB63E"/>
@@ -1468,7 +2154,156 @@
       </w:pPr>
     </w:lvl>
   </w:abstractNum>
-  <w:abstractNum w:abstractNumId="13" w15:restartNumberingAfterBreak="0">
+  <w:abstractNum w:abstractNumId="15" w15:restartNumberingAfterBreak="0">
+    <w:nsid w:val="2F712EB7"/>
+    <w:multiLevelType w:val="multilevel"/>
+    <w:tmpl w:val="BC547906"/>
+    <w:lvl w:ilvl="0">
+      <w:start w:val="1"/>
+      <w:numFmt w:val="bullet"/>
+      <w:lvlText w:val=""/>
+      <w:lvlJc w:val="left"/>
+      <w:pPr>
+        <w:tabs>
+          <w:tab w:val="num" w:pos="720"/>
+        </w:tabs>
+        <w:ind w:left="720" w:hanging="360"/>
+      </w:pPr>
+      <w:rPr>
+        <w:rFonts w:ascii="Symbol" w:hAnsi="Symbol" w:hint="default"/>
+        <w:sz w:val="20"/>
+      </w:rPr>
+    </w:lvl>
+    <w:lvl w:ilvl="1" w:tentative="1">
+      <w:start w:val="1"/>
+      <w:numFmt w:val="bullet"/>
+      <w:lvlText w:val="o"/>
+      <w:lvlJc w:val="left"/>
+      <w:pPr>
+        <w:tabs>
+          <w:tab w:val="num" w:pos="1440"/>
+        </w:tabs>
+        <w:ind w:left="1440" w:hanging="360"/>
+      </w:pPr>
+      <w:rPr>
+        <w:rFonts w:ascii="Courier New" w:hAnsi="Courier New" w:hint="default"/>
+        <w:sz w:val="20"/>
+      </w:rPr>
+    </w:lvl>
+    <w:lvl w:ilvl="2" w:tentative="1">
+      <w:start w:val="1"/>
+      <w:numFmt w:val="bullet"/>
+      <w:lvlText w:val=""/>
+      <w:lvlJc w:val="left"/>
+      <w:pPr>
+        <w:tabs>
+          <w:tab w:val="num" w:pos="2160"/>
+        </w:tabs>
+        <w:ind w:left="2160" w:hanging="360"/>
+      </w:pPr>
+      <w:rPr>
+        <w:rFonts w:ascii="Wingdings" w:hAnsi="Wingdings" w:hint="default"/>
+        <w:sz w:val="20"/>
+      </w:rPr>
+    </w:lvl>
+    <w:lvl w:ilvl="3" w:tentative="1">
+      <w:start w:val="1"/>
+      <w:numFmt w:val="bullet"/>
+      <w:lvlText w:val=""/>
+      <w:lvlJc w:val="left"/>
+      <w:pPr>
+        <w:tabs>
+          <w:tab w:val="num" w:pos="2880"/>
+        </w:tabs>
+        <w:ind w:left="2880" w:hanging="360"/>
+      </w:pPr>
+      <w:rPr>
+        <w:rFonts w:ascii="Wingdings" w:hAnsi="Wingdings" w:hint="default"/>
+        <w:sz w:val="20"/>
+      </w:rPr>
+    </w:lvl>
+    <w:lvl w:ilvl="4" w:tentative="1">
+      <w:start w:val="1"/>
+      <w:numFmt w:val="bullet"/>
+      <w:lvlText w:val=""/>
+      <w:lvlJc w:val="left"/>
+      <w:pPr>
+        <w:tabs>
+          <w:tab w:val="num" w:pos="3600"/>
+        </w:tabs>
+        <w:ind w:left="3600" w:hanging="360"/>
+      </w:pPr>
+      <w:rPr>
+        <w:rFonts w:ascii="Wingdings" w:hAnsi="Wingdings" w:hint="default"/>
+        <w:sz w:val="20"/>
+      </w:rPr>
+    </w:lvl>
+    <w:lvl w:ilvl="5" w:tentative="1">
+      <w:start w:val="1"/>
+      <w:numFmt w:val="bullet"/>
+      <w:lvlText w:val=""/>
+      <w:lvlJc w:val="left"/>
+      <w:pPr>
+        <w:tabs>
+          <w:tab w:val="num" w:pos="4320"/>
+        </w:tabs>
+        <w:ind w:left="4320" w:hanging="360"/>
+      </w:pPr>
+      <w:rPr>
+        <w:rFonts w:ascii="Wingdings" w:hAnsi="Wingdings" w:hint="default"/>
+        <w:sz w:val="20"/>
+      </w:rPr>
+    </w:lvl>
+    <w:lvl w:ilvl="6" w:tentative="1">
+      <w:start w:val="1"/>
+      <w:numFmt w:val="bullet"/>
+      <w:lvlText w:val=""/>
+      <w:lvlJc w:val="left"/>
+      <w:pPr>
+        <w:tabs>
+          <w:tab w:val="num" w:pos="5040"/>
+        </w:tabs>
+        <w:ind w:left="5040" w:hanging="360"/>
+      </w:pPr>
+      <w:rPr>
+        <w:rFonts w:ascii="Wingdings" w:hAnsi="Wingdings" w:hint="default"/>
+        <w:sz w:val="20"/>
+      </w:rPr>
+    </w:lvl>
+    <w:lvl w:ilvl="7" w:tentative="1">
+      <w:start w:val="1"/>
+      <w:numFmt w:val="bullet"/>
+      <w:lvlText w:val=""/>
+      <w:lvlJc w:val="left"/>
+      <w:pPr>
+        <w:tabs>
+          <w:tab w:val="num" w:pos="5760"/>
+        </w:tabs>
+        <w:ind w:left="5760" w:hanging="360"/>
+      </w:pPr>
+      <w:rPr>
+        <w:rFonts w:ascii="Wingdings" w:hAnsi="Wingdings" w:hint="default"/>
+        <w:sz w:val="20"/>
+      </w:rPr>
+    </w:lvl>
+    <w:lvl w:ilvl="8" w:tentative="1">
+      <w:start w:val="1"/>
+      <w:numFmt w:val="bullet"/>
+      <w:lvlText w:val=""/>
+      <w:lvlJc w:val="left"/>
+      <w:pPr>
+        <w:tabs>
+          <w:tab w:val="num" w:pos="6480"/>
+        </w:tabs>
+        <w:ind w:left="6480" w:hanging="360"/>
+      </w:pPr>
+      <w:rPr>
+        <w:rFonts w:ascii="Wingdings" w:hAnsi="Wingdings" w:hint="default"/>
+        <w:sz w:val="20"/>
+      </w:rPr>
+    </w:lvl>
+  </w:abstractNum>
+  <w:abstractNum w:abstractNumId="16" w15:restartNumberingAfterBreak="0">
     <w:nsid w:val="2FF17F33"/>
     <w:multiLevelType w:val="hybridMultilevel"/>
     <w:tmpl w:val="D2C6A7CC"/>
@@ -1557,7 +2392,7 @@
       </w:pPr>
     </w:lvl>
   </w:abstractNum>
-  <w:abstractNum w:abstractNumId="14" w15:restartNumberingAfterBreak="0">
+  <w:abstractNum w:abstractNumId="17" w15:restartNumberingAfterBreak="0">
     <w:nsid w:val="30B5486F"/>
     <w:multiLevelType w:val="hybridMultilevel"/>
     <w:tmpl w:val="C674E6A8"/>
@@ -1646,7 +2481,7 @@
       </w:pPr>
     </w:lvl>
   </w:abstractNum>
-  <w:abstractNum w:abstractNumId="15" w15:restartNumberingAfterBreak="0">
+  <w:abstractNum w:abstractNumId="18" w15:restartNumberingAfterBreak="0">
     <w:nsid w:val="33F8661B"/>
     <w:multiLevelType w:val="hybridMultilevel"/>
     <w:tmpl w:val="B9069D24"/>
@@ -1759,7 +2594,7 @@
       </w:rPr>
     </w:lvl>
   </w:abstractNum>
-  <w:abstractNum w:abstractNumId="16" w15:restartNumberingAfterBreak="0">
+  <w:abstractNum w:abstractNumId="19" w15:restartNumberingAfterBreak="0">
     <w:nsid w:val="3F0C64EE"/>
     <w:multiLevelType w:val="hybridMultilevel"/>
     <w:tmpl w:val="E6D28506"/>
@@ -1848,7 +2683,7 @@
       </w:pPr>
     </w:lvl>
   </w:abstractNum>
-  <w:abstractNum w:abstractNumId="17" w15:restartNumberingAfterBreak="0">
+  <w:abstractNum w:abstractNumId="20" w15:restartNumberingAfterBreak="0">
     <w:nsid w:val="41AC1B57"/>
     <w:multiLevelType w:val="hybridMultilevel"/>
     <w:tmpl w:val="07768EAA"/>
@@ -1961,7 +2796,7 @@
       </w:rPr>
     </w:lvl>
   </w:abstractNum>
-  <w:abstractNum w:abstractNumId="18" w15:restartNumberingAfterBreak="0">
+  <w:abstractNum w:abstractNumId="21" w15:restartNumberingAfterBreak="0">
     <w:nsid w:val="422663EC"/>
     <w:multiLevelType w:val="hybridMultilevel"/>
     <w:tmpl w:val="E74A8104"/>
@@ -2050,7 +2885,7 @@
       </w:pPr>
     </w:lvl>
   </w:abstractNum>
-  <w:abstractNum w:abstractNumId="19" w15:restartNumberingAfterBreak="0">
+  <w:abstractNum w:abstractNumId="22" w15:restartNumberingAfterBreak="0">
     <w:nsid w:val="44552C9B"/>
     <w:multiLevelType w:val="hybridMultilevel"/>
     <w:tmpl w:val="9676CB96"/>
@@ -2139,7 +2974,7 @@
       </w:pPr>
     </w:lvl>
   </w:abstractNum>
-  <w:abstractNum w:abstractNumId="20" w15:restartNumberingAfterBreak="0">
+  <w:abstractNum w:abstractNumId="23" w15:restartNumberingAfterBreak="0">
     <w:nsid w:val="4CEB2127"/>
     <w:multiLevelType w:val="hybridMultilevel"/>
     <w:tmpl w:val="0F6ACFC0"/>
@@ -2228,7 +3063,7 @@
       </w:pPr>
     </w:lvl>
   </w:abstractNum>
-  <w:abstractNum w:abstractNumId="21" w15:restartNumberingAfterBreak="0">
+  <w:abstractNum w:abstractNumId="24" w15:restartNumberingAfterBreak="0">
     <w:nsid w:val="4E472D60"/>
     <w:multiLevelType w:val="hybridMultilevel"/>
     <w:tmpl w:val="D3669A92"/>
@@ -2314,7 +3149,7 @@
       </w:pPr>
     </w:lvl>
   </w:abstractNum>
-  <w:abstractNum w:abstractNumId="22" w15:restartNumberingAfterBreak="0">
+  <w:abstractNum w:abstractNumId="25" w15:restartNumberingAfterBreak="0">
     <w:nsid w:val="51655C91"/>
     <w:multiLevelType w:val="hybridMultilevel"/>
     <w:tmpl w:val="C94AA3BC"/>
@@ -2403,7 +3238,7 @@
       </w:pPr>
     </w:lvl>
   </w:abstractNum>
-  <w:abstractNum w:abstractNumId="23" w15:restartNumberingAfterBreak="0">
+  <w:abstractNum w:abstractNumId="26" w15:restartNumberingAfterBreak="0">
     <w:nsid w:val="517C50FC"/>
     <w:multiLevelType w:val="hybridMultilevel"/>
     <w:tmpl w:val="43381B68"/>
@@ -2516,7 +3351,7 @@
       </w:rPr>
     </w:lvl>
   </w:abstractNum>
-  <w:abstractNum w:abstractNumId="24" w15:restartNumberingAfterBreak="0">
+  <w:abstractNum w:abstractNumId="27" w15:restartNumberingAfterBreak="0">
     <w:nsid w:val="51CF318E"/>
     <w:multiLevelType w:val="hybridMultilevel"/>
     <w:tmpl w:val="9C3C46C6"/>
@@ -2629,7 +3464,7 @@
       </w:rPr>
     </w:lvl>
   </w:abstractNum>
-  <w:abstractNum w:abstractNumId="25" w15:restartNumberingAfterBreak="0">
+  <w:abstractNum w:abstractNumId="28" w15:restartNumberingAfterBreak="0">
     <w:nsid w:val="566C25D8"/>
     <w:multiLevelType w:val="hybridMultilevel"/>
     <w:tmpl w:val="1952C900"/>
@@ -2718,7 +3553,7 @@
       </w:pPr>
     </w:lvl>
   </w:abstractNum>
-  <w:abstractNum w:abstractNumId="26" w15:restartNumberingAfterBreak="0">
+  <w:abstractNum w:abstractNumId="29" w15:restartNumberingAfterBreak="0">
     <w:nsid w:val="608759DB"/>
     <w:multiLevelType w:val="hybridMultilevel"/>
     <w:tmpl w:val="56545DC0"/>
@@ -2831,7 +3666,7 @@
       </w:rPr>
     </w:lvl>
   </w:abstractNum>
-  <w:abstractNum w:abstractNumId="27" w15:restartNumberingAfterBreak="0">
+  <w:abstractNum w:abstractNumId="30" w15:restartNumberingAfterBreak="0">
     <w:nsid w:val="60F142AC"/>
     <w:multiLevelType w:val="hybridMultilevel"/>
     <w:tmpl w:val="E0ACB936"/>
@@ -2944,7 +3779,156 @@
       </w:rPr>
     </w:lvl>
   </w:abstractNum>
-  <w:abstractNum w:abstractNumId="28" w15:restartNumberingAfterBreak="0">
+  <w:abstractNum w:abstractNumId="31" w15:restartNumberingAfterBreak="0">
+    <w:nsid w:val="63E107A9"/>
+    <w:multiLevelType w:val="multilevel"/>
+    <w:tmpl w:val="1EAC0FB4"/>
+    <w:lvl w:ilvl="0">
+      <w:start w:val="1"/>
+      <w:numFmt w:val="bullet"/>
+      <w:lvlText w:val=""/>
+      <w:lvlJc w:val="left"/>
+      <w:pPr>
+        <w:tabs>
+          <w:tab w:val="num" w:pos="720"/>
+        </w:tabs>
+        <w:ind w:left="720" w:hanging="360"/>
+      </w:pPr>
+      <w:rPr>
+        <w:rFonts w:ascii="Symbol" w:hAnsi="Symbol" w:hint="default"/>
+        <w:sz w:val="20"/>
+      </w:rPr>
+    </w:lvl>
+    <w:lvl w:ilvl="1" w:tentative="1">
+      <w:start w:val="1"/>
+      <w:numFmt w:val="bullet"/>
+      <w:lvlText w:val="o"/>
+      <w:lvlJc w:val="left"/>
+      <w:pPr>
+        <w:tabs>
+          <w:tab w:val="num" w:pos="1440"/>
+        </w:tabs>
+        <w:ind w:left="1440" w:hanging="360"/>
+      </w:pPr>
+      <w:rPr>
+        <w:rFonts w:ascii="Courier New" w:hAnsi="Courier New" w:hint="default"/>
+        <w:sz w:val="20"/>
+      </w:rPr>
+    </w:lvl>
+    <w:lvl w:ilvl="2" w:tentative="1">
+      <w:start w:val="1"/>
+      <w:numFmt w:val="bullet"/>
+      <w:lvlText w:val=""/>
+      <w:lvlJc w:val="left"/>
+      <w:pPr>
+        <w:tabs>
+          <w:tab w:val="num" w:pos="2160"/>
+        </w:tabs>
+        <w:ind w:left="2160" w:hanging="360"/>
+      </w:pPr>
+      <w:rPr>
+        <w:rFonts w:ascii="Wingdings" w:hAnsi="Wingdings" w:hint="default"/>
+        <w:sz w:val="20"/>
+      </w:rPr>
+    </w:lvl>
+    <w:lvl w:ilvl="3" w:tentative="1">
+      <w:start w:val="1"/>
+      <w:numFmt w:val="bullet"/>
+      <w:lvlText w:val=""/>
+      <w:lvlJc w:val="left"/>
+      <w:pPr>
+        <w:tabs>
+          <w:tab w:val="num" w:pos="2880"/>
+        </w:tabs>
+        <w:ind w:left="2880" w:hanging="360"/>
+      </w:pPr>
+      <w:rPr>
+        <w:rFonts w:ascii="Wingdings" w:hAnsi="Wingdings" w:hint="default"/>
+        <w:sz w:val="20"/>
+      </w:rPr>
+    </w:lvl>
+    <w:lvl w:ilvl="4" w:tentative="1">
+      <w:start w:val="1"/>
+      <w:numFmt w:val="bullet"/>
+      <w:lvlText w:val=""/>
+      <w:lvlJc w:val="left"/>
+      <w:pPr>
+        <w:tabs>
+          <w:tab w:val="num" w:pos="3600"/>
+        </w:tabs>
+        <w:ind w:left="3600" w:hanging="360"/>
+      </w:pPr>
+      <w:rPr>
+        <w:rFonts w:ascii="Wingdings" w:hAnsi="Wingdings" w:hint="default"/>
+        <w:sz w:val="20"/>
+      </w:rPr>
+    </w:lvl>
+    <w:lvl w:ilvl="5" w:tentative="1">
+      <w:start w:val="1"/>
+      <w:numFmt w:val="bullet"/>
+      <w:lvlText w:val=""/>
+      <w:lvlJc w:val="left"/>
+      <w:pPr>
+        <w:tabs>
+          <w:tab w:val="num" w:pos="4320"/>
+        </w:tabs>
+        <w:ind w:left="4320" w:hanging="360"/>
+      </w:pPr>
+      <w:rPr>
+        <w:rFonts w:ascii="Wingdings" w:hAnsi="Wingdings" w:hint="default"/>
+        <w:sz w:val="20"/>
+      </w:rPr>
+    </w:lvl>
+    <w:lvl w:ilvl="6" w:tentative="1">
+      <w:start w:val="1"/>
+      <w:numFmt w:val="bullet"/>
+      <w:lvlText w:val=""/>
+      <w:lvlJc w:val="left"/>
+      <w:pPr>
+        <w:tabs>
+          <w:tab w:val="num" w:pos="5040"/>
+        </w:tabs>
+        <w:ind w:left="5040" w:hanging="360"/>
+      </w:pPr>
+      <w:rPr>
+        <w:rFonts w:ascii="Wingdings" w:hAnsi="Wingdings" w:hint="default"/>
+        <w:sz w:val="20"/>
+      </w:rPr>
+    </w:lvl>
+    <w:lvl w:ilvl="7" w:tentative="1">
+      <w:start w:val="1"/>
+      <w:numFmt w:val="bullet"/>
+      <w:lvlText w:val=""/>
+      <w:lvlJc w:val="left"/>
+      <w:pPr>
+        <w:tabs>
+          <w:tab w:val="num" w:pos="5760"/>
+        </w:tabs>
+        <w:ind w:left="5760" w:hanging="360"/>
+      </w:pPr>
+      <w:rPr>
+        <w:rFonts w:ascii="Wingdings" w:hAnsi="Wingdings" w:hint="default"/>
+        <w:sz w:val="20"/>
+      </w:rPr>
+    </w:lvl>
+    <w:lvl w:ilvl="8" w:tentative="1">
+      <w:start w:val="1"/>
+      <w:numFmt w:val="bullet"/>
+      <w:lvlText w:val=""/>
+      <w:lvlJc w:val="left"/>
+      <w:pPr>
+        <w:tabs>
+          <w:tab w:val="num" w:pos="6480"/>
+        </w:tabs>
+        <w:ind w:left="6480" w:hanging="360"/>
+      </w:pPr>
+      <w:rPr>
+        <w:rFonts w:ascii="Wingdings" w:hAnsi="Wingdings" w:hint="default"/>
+        <w:sz w:val="20"/>
+      </w:rPr>
+    </w:lvl>
+  </w:abstractNum>
+  <w:abstractNum w:abstractNumId="32" w15:restartNumberingAfterBreak="0">
     <w:nsid w:val="6BDD4777"/>
     <w:multiLevelType w:val="hybridMultilevel"/>
     <w:tmpl w:val="AC5CAFD2"/>
@@ -3033,7 +4017,7 @@
       </w:pPr>
     </w:lvl>
   </w:abstractNum>
-  <w:abstractNum w:abstractNumId="29" w15:restartNumberingAfterBreak="0">
+  <w:abstractNum w:abstractNumId="33" w15:restartNumberingAfterBreak="0">
     <w:nsid w:val="723E7824"/>
     <w:multiLevelType w:val="hybridMultilevel"/>
     <w:tmpl w:val="965CEF12"/>
@@ -3146,7 +4130,7 @@
       </w:rPr>
     </w:lvl>
   </w:abstractNum>
-  <w:abstractNum w:abstractNumId="30" w15:restartNumberingAfterBreak="0">
+  <w:abstractNum w:abstractNumId="34" w15:restartNumberingAfterBreak="0">
     <w:nsid w:val="74995143"/>
     <w:multiLevelType w:val="hybridMultilevel"/>
     <w:tmpl w:val="7884DD58"/>
@@ -3235,7 +4219,7 @@
       </w:pPr>
     </w:lvl>
   </w:abstractNum>
-  <w:abstractNum w:abstractNumId="31" w15:restartNumberingAfterBreak="0">
+  <w:abstractNum w:abstractNumId="35" w15:restartNumberingAfterBreak="0">
     <w:nsid w:val="76795ABA"/>
     <w:multiLevelType w:val="hybridMultilevel"/>
     <w:tmpl w:val="E1F29374"/>
@@ -3324,7 +4308,7 @@
       </w:pPr>
     </w:lvl>
   </w:abstractNum>
-  <w:abstractNum w:abstractNumId="32" w15:restartNumberingAfterBreak="0">
+  <w:abstractNum w:abstractNumId="36" w15:restartNumberingAfterBreak="0">
     <w:nsid w:val="7B6D5399"/>
     <w:multiLevelType w:val="hybridMultilevel"/>
     <w:tmpl w:val="CA803E92"/>
@@ -3413,7 +4397,7 @@
       </w:pPr>
     </w:lvl>
   </w:abstractNum>
-  <w:abstractNum w:abstractNumId="33" w15:restartNumberingAfterBreak="0">
+  <w:abstractNum w:abstractNumId="37" w15:restartNumberingAfterBreak="0">
     <w:nsid w:val="7C325822"/>
     <w:multiLevelType w:val="hybridMultilevel"/>
     <w:tmpl w:val="A704CDCA"/>
@@ -3500,58 +4484,58 @@
     </w:lvl>
   </w:abstractNum>
   <w:num w:numId="1" w16cid:durableId="1058668942">
-    <w:abstractNumId w:val="19"/>
+    <w:abstractNumId w:val="22"/>
   </w:num>
   <w:num w:numId="2" w16cid:durableId="1479376143">
-    <w:abstractNumId w:val="20"/>
+    <w:abstractNumId w:val="23"/>
   </w:num>
   <w:num w:numId="3" w16cid:durableId="225191801">
     <w:abstractNumId w:val="0"/>
   </w:num>
   <w:num w:numId="4" w16cid:durableId="996877830">
+    <w:abstractNumId w:val="37"/>
+  </w:num>
+  <w:num w:numId="5" w16cid:durableId="74910292">
+    <w:abstractNumId w:val="9"/>
+  </w:num>
+  <w:num w:numId="6" w16cid:durableId="1956211879">
+    <w:abstractNumId w:val="24"/>
+  </w:num>
+  <w:num w:numId="7" w16cid:durableId="1927494091">
+    <w:abstractNumId w:val="13"/>
+  </w:num>
+  <w:num w:numId="8" w16cid:durableId="1437601357">
+    <w:abstractNumId w:val="17"/>
+  </w:num>
+  <w:num w:numId="9" w16cid:durableId="1383016014">
+    <w:abstractNumId w:val="21"/>
+  </w:num>
+  <w:num w:numId="10" w16cid:durableId="532960472">
+    <w:abstractNumId w:val="25"/>
+  </w:num>
+  <w:num w:numId="11" w16cid:durableId="1670863841">
+    <w:abstractNumId w:val="32"/>
+  </w:num>
+  <w:num w:numId="12" w16cid:durableId="1692804923">
+    <w:abstractNumId w:val="18"/>
+  </w:num>
+  <w:num w:numId="13" w16cid:durableId="123349096">
     <w:abstractNumId w:val="33"/>
   </w:num>
-  <w:num w:numId="5" w16cid:durableId="74910292">
-    <w:abstractNumId w:val="8"/>
-  </w:num>
-  <w:num w:numId="6" w16cid:durableId="1956211879">
-    <w:abstractNumId w:val="21"/>
-  </w:num>
-  <w:num w:numId="7" w16cid:durableId="1927494091">
-    <w:abstractNumId w:val="11"/>
-  </w:num>
-  <w:num w:numId="8" w16cid:durableId="1437601357">
-    <w:abstractNumId w:val="14"/>
-  </w:num>
-  <w:num w:numId="9" w16cid:durableId="1383016014">
-    <w:abstractNumId w:val="18"/>
-  </w:num>
-  <w:num w:numId="10" w16cid:durableId="532960472">
-    <w:abstractNumId w:val="22"/>
-  </w:num>
-  <w:num w:numId="11" w16cid:durableId="1670863841">
-    <w:abstractNumId w:val="28"/>
-  </w:num>
-  <w:num w:numId="12" w16cid:durableId="1692804923">
-    <w:abstractNumId w:val="15"/>
-  </w:num>
-  <w:num w:numId="13" w16cid:durableId="123349096">
-    <w:abstractNumId w:val="29"/>
-  </w:num>
   <w:num w:numId="14" w16cid:durableId="2023970359">
-    <w:abstractNumId w:val="5"/>
+    <w:abstractNumId w:val="6"/>
   </w:num>
   <w:num w:numId="15" w16cid:durableId="169223440">
-    <w:abstractNumId w:val="6"/>
+    <w:abstractNumId w:val="7"/>
   </w:num>
   <w:num w:numId="16" w16cid:durableId="1015696349">
-    <w:abstractNumId w:val="17"/>
+    <w:abstractNumId w:val="20"/>
   </w:num>
   <w:num w:numId="17" w16cid:durableId="1435663026">
     <w:abstractNumId w:val="2"/>
   </w:num>
   <w:num w:numId="18" w16cid:durableId="784732049">
-    <w:abstractNumId w:val="9"/>
+    <w:abstractNumId w:val="10"/>
   </w:num>
   <w:num w:numId="19" w16cid:durableId="1165246210">
     <w:abstractNumId w:val="1"/>
@@ -3560,46 +4544,58 @@
     <w:abstractNumId w:val="3"/>
   </w:num>
   <w:num w:numId="21" w16cid:durableId="225267073">
+    <w:abstractNumId w:val="30"/>
+  </w:num>
+  <w:num w:numId="22" w16cid:durableId="1954440421">
+    <w:abstractNumId w:val="26"/>
+  </w:num>
+  <w:num w:numId="23" w16cid:durableId="1025787165">
     <w:abstractNumId w:val="27"/>
   </w:num>
-  <w:num w:numId="22" w16cid:durableId="1954440421">
-    <w:abstractNumId w:val="23"/>
-  </w:num>
-  <w:num w:numId="23" w16cid:durableId="1025787165">
-    <w:abstractNumId w:val="24"/>
-  </w:num>
   <w:num w:numId="24" w16cid:durableId="1791627507">
-    <w:abstractNumId w:val="26"/>
+    <w:abstractNumId w:val="29"/>
   </w:num>
   <w:num w:numId="25" w16cid:durableId="1696224909">
-    <w:abstractNumId w:val="32"/>
+    <w:abstractNumId w:val="36"/>
   </w:num>
   <w:num w:numId="26" w16cid:durableId="2115590007">
-    <w:abstractNumId w:val="7"/>
+    <w:abstractNumId w:val="8"/>
   </w:num>
   <w:num w:numId="27" w16cid:durableId="1195342893">
-    <w:abstractNumId w:val="10"/>
+    <w:abstractNumId w:val="11"/>
   </w:num>
   <w:num w:numId="28" w16cid:durableId="2041010883">
-    <w:abstractNumId w:val="30"/>
+    <w:abstractNumId w:val="34"/>
   </w:num>
   <w:num w:numId="29" w16cid:durableId="746345009">
-    <w:abstractNumId w:val="4"/>
+    <w:abstractNumId w:val="5"/>
   </w:num>
   <w:num w:numId="30" w16cid:durableId="1477407499">
+    <w:abstractNumId w:val="35"/>
+  </w:num>
+  <w:num w:numId="31" w16cid:durableId="325860466">
+    <w:abstractNumId w:val="28"/>
+  </w:num>
+  <w:num w:numId="32" w16cid:durableId="1668747207">
+    <w:abstractNumId w:val="19"/>
+  </w:num>
+  <w:num w:numId="33" w16cid:durableId="397753779">
+    <w:abstractNumId w:val="16"/>
+  </w:num>
+  <w:num w:numId="34" w16cid:durableId="1881014833">
+    <w:abstractNumId w:val="14"/>
+  </w:num>
+  <w:num w:numId="35" w16cid:durableId="1840998327">
+    <w:abstractNumId w:val="12"/>
+  </w:num>
+  <w:num w:numId="36" w16cid:durableId="1842547323">
     <w:abstractNumId w:val="31"/>
   </w:num>
-  <w:num w:numId="31" w16cid:durableId="325860466">
-    <w:abstractNumId w:val="25"/>
+  <w:num w:numId="37" w16cid:durableId="935986439">
+    <w:abstractNumId w:val="15"/>
   </w:num>
-  <w:num w:numId="32" w16cid:durableId="1668747207">
-    <w:abstractNumId w:val="16"/>
-  </w:num>
-  <w:num w:numId="33" w16cid:durableId="397753779">
-    <w:abstractNumId w:val="13"/>
-  </w:num>
-  <w:num w:numId="34" w16cid:durableId="1881014833">
-    <w:abstractNumId w:val="12"/>
+  <w:num w:numId="38" w16cid:durableId="455755866">
+    <w:abstractNumId w:val="4"/>
   </w:num>
 </w:numbering>
 </file>
@@ -4736,6 +5732,38 @@
       <w:sz w:val="24"/>
     </w:rPr>
   </w:style>
+  <w:style w:type="paragraph" w:styleId="NormalWeb">
+    <w:name w:val="Normal (Web)"/>
+    <w:basedOn w:val="Normal"/>
+    <w:uiPriority w:val="99"/>
+    <w:semiHidden/>
+    <w:unhideWhenUsed/>
+    <w:rsid w:val="00681EFA"/>
+    <w:pPr>
+      <w:spacing w:beforeAutospacing="1" w:after="100" w:afterAutospacing="1" w:line="240" w:lineRule="auto"/>
+    </w:pPr>
+    <w:rPr>
+      <w:rFonts w:ascii="Times New Roman" w:eastAsia="Times New Roman" w:hAnsi="Times New Roman" w:cs="Times New Roman"/>
+      <w:szCs w:val="24"/>
+    </w:rPr>
+  </w:style>
+  <w:style w:type="paragraph" w:customStyle="1" w:styleId="p1">
+    <w:name w:val="p1"/>
+    <w:basedOn w:val="Normal"/>
+    <w:rsid w:val="00830E59"/>
+    <w:pPr>
+      <w:spacing w:beforeAutospacing="1" w:after="100" w:afterAutospacing="1" w:line="240" w:lineRule="auto"/>
+    </w:pPr>
+    <w:rPr>
+      <w:rFonts w:ascii="Times New Roman" w:eastAsia="Times New Roman" w:hAnsi="Times New Roman" w:cs="Times New Roman"/>
+      <w:szCs w:val="24"/>
+    </w:rPr>
+  </w:style>
+  <w:style w:type="character" w:customStyle="1" w:styleId="s1">
+    <w:name w:val="s1"/>
+    <w:basedOn w:val="DefaultParagraphFont"/>
+    <w:rsid w:val="00830E59"/>
+  </w:style>
 </w:styles>
 </file>
 
